--- a/User Guide.docx
+++ b/User Guide.docx
@@ -69,74 +69,56 @@
       <w:r>
         <w:t xml:space="preserve">Open the file </w:t>
       </w:r>
-      <w:proofErr w:type="spellStart"/>
       <w:r>
         <w:t>Dudko_unfold_probability</w:t>
       </w:r>
       <w:r>
+        <w:t xml:space="preserve">.m.  Modify </w:t>
+      </w:r>
+      <w:r>
+        <w:t xml:space="preserve">the </w:t>
+      </w:r>
+      <w:r>
+        <w:t>folder</w:t>
+      </w:r>
+      <w:r>
+        <w:t xml:space="preserve"> p</w:t>
+      </w:r>
+      <w:r>
+        <w:t>a</w:t>
+      </w:r>
+      <w:r>
+        <w:t>th</w:t>
+      </w:r>
+      <w:r>
+        <w:t xml:space="preserve"> to match the folder </w:t>
+      </w:r>
+      <w:r>
+        <w:t>where your</w:t>
+      </w:r>
+      <w:r>
+        <w:t xml:space="preserve"> experiment files are stored</w:t>
+      </w:r>
+      <w:r>
+        <w:t>. Next</w:t>
+      </w:r>
+      <w:r>
+        <w:t xml:space="preserve"> save</w:t>
+      </w:r>
+      <w:r>
+        <w:t xml:space="preserve"> the modified file</w:t>
+      </w:r>
+      <w:r>
+        <w:t xml:space="preserve"> as datafolder.m.</w:t>
+      </w:r>
+    </w:p>
+    <w:p>
+      <w:r>
+        <w:t>In Matlab, run setup</w:t>
+      </w:r>
+      <w:r>
         <w:t>.m</w:t>
       </w:r>
-      <w:proofErr w:type="spellEnd"/>
-      <w:r>
-        <w:t xml:space="preserve">.  Modify </w:t>
-      </w:r>
-      <w:r>
-        <w:t xml:space="preserve">the </w:t>
-      </w:r>
-      <w:r>
-        <w:t>folder</w:t>
-      </w:r>
-      <w:r>
-        <w:t xml:space="preserve"> p</w:t>
-      </w:r>
-      <w:r>
-        <w:t>a</w:t>
-      </w:r>
-      <w:r>
-        <w:t>th</w:t>
-      </w:r>
-      <w:r>
-        <w:t xml:space="preserve"> to match the folder </w:t>
-      </w:r>
-      <w:r>
-        <w:t>where your</w:t>
-      </w:r>
-      <w:r>
-        <w:t xml:space="preserve"> experiment files are stored</w:t>
-      </w:r>
-      <w:r>
-        <w:t>. Next</w:t>
-      </w:r>
-      <w:r>
-        <w:t xml:space="preserve"> save</w:t>
-      </w:r>
-      <w:r>
-        <w:t xml:space="preserve"> the modified file</w:t>
-      </w:r>
-      <w:r>
-        <w:t xml:space="preserve"> as </w:t>
-      </w:r>
-      <w:proofErr w:type="spellStart"/>
-      <w:r>
-        <w:t>datafolder.m</w:t>
-      </w:r>
-      <w:proofErr w:type="spellEnd"/>
-      <w:r>
-        <w:t>.</w:t>
-      </w:r>
-    </w:p>
-    <w:p>
-      <w:r>
-        <w:t xml:space="preserve">In Matlab, run </w:t>
-      </w:r>
-      <w:proofErr w:type="spellStart"/>
-      <w:r>
-        <w:t>setup</w:t>
-      </w:r>
-      <w:r>
-        <w:t>.m</w:t>
-      </w:r>
-      <w:proofErr w:type="spellEnd"/>
       <w:r>
         <w:t xml:space="preserve"> to add relevant folders to the Matlab path</w:t>
       </w:r>
@@ -150,63 +132,147 @@
         <w:pStyle w:val="Heading2"/>
       </w:pPr>
       <w:r>
-        <w:t xml:space="preserve">The </w:t>
-      </w:r>
-      <w:proofErr w:type="spellStart"/>
-      <w:r>
-        <w:t>RipAnalysis</w:t>
-      </w:r>
-      <w:proofErr w:type="spellEnd"/>
-      <w:r>
-        <w:t xml:space="preserve"> app:</w:t>
-      </w:r>
-    </w:p>
-    <w:p>
-      <w:r>
-        <w:t>In the Matlab command window, r</w:t>
+        <w:t>The RipAnalysis app:</w:t>
+      </w:r>
+    </w:p>
+    <w:p>
+      <w:r>
+        <w:t xml:space="preserve">Change </w:t>
+      </w:r>
+      <w:r>
+        <w:t>the current folder to the subfolder ‘Experiment</w:t>
+      </w:r>
+      <w:r>
+        <w:t>_preprocessing’</w:t>
+      </w:r>
+      <w:r>
+        <w:t>.</w:t>
+      </w:r>
+      <w:r>
+        <w:t xml:space="preserve"> </w:t>
+      </w:r>
+      <w:r>
+        <w:t xml:space="preserve">In the </w:t>
+      </w:r>
+      <w:r>
+        <w:t>Current folder panel</w:t>
+      </w:r>
+      <w:r>
+        <w:t>, r</w:t>
       </w:r>
       <w:r>
         <w:t>ight-click</w:t>
       </w:r>
       <w:r>
+        <w:t xml:space="preserve"> RipAnalysis</w:t>
+      </w:r>
+      <w:r>
+        <w:t>-mlapp and select Open or Run.</w:t>
+      </w:r>
+    </w:p>
+    <w:p>
+      <w:r>
+        <w:t>Paste the path to your data fol</w:t>
+      </w:r>
+      <w:r>
+        <w:t>d</w:t>
+      </w:r>
+      <w:r>
+        <w:t xml:space="preserve">er in the </w:t>
+      </w:r>
+      <w:r>
+        <w:t xml:space="preserve">white </w:t>
+      </w:r>
+      <w:r>
+        <w:t>text</w:t>
+      </w:r>
+      <w:r>
+        <w:t xml:space="preserve"> are or browse us</w:t>
+      </w:r>
+      <w:r>
+        <w:t>i</w:t>
+      </w:r>
+      <w:r>
+        <w:t>ng the button</w:t>
+      </w:r>
+      <w:r>
+        <w:t>.</w:t>
+      </w:r>
+    </w:p>
+    <w:p>
+      <w:r>
+        <w:rPr>
+          <w:b/>
+          <w:bCs/>
+        </w:rPr>
+        <w:t xml:space="preserve">NOTE: </w:t>
+      </w:r>
+      <w:r>
+        <w:rPr>
+          <w:b/>
+          <w:bCs/>
+        </w:rPr>
+        <w:t>Do not use the enter key</w:t>
+      </w:r>
+      <w:r>
+        <w:rPr>
+          <w:b/>
+          <w:bCs/>
+        </w:rPr>
+        <w:t xml:space="preserve"> when you </w:t>
+      </w:r>
+      <w:r>
+        <w:rPr>
+          <w:b/>
+          <w:bCs/>
+        </w:rPr>
+        <w:t>finish typing</w:t>
+      </w:r>
+      <w:r>
+        <w:rPr>
+          <w:b/>
+          <w:bCs/>
+        </w:rPr>
+        <w:t xml:space="preserve"> in text areas. This will only </w:t>
+      </w:r>
+      <w:r>
+        <w:rPr>
+          <w:b/>
+          <w:bCs/>
+        </w:rPr>
+        <w:t>enter a</w:t>
+      </w:r>
+      <w:r>
+        <w:rPr>
+          <w:b/>
+          <w:bCs/>
+        </w:rPr>
         <w:t xml:space="preserve"> </w:t>
       </w:r>
-      <w:proofErr w:type="spellStart"/>
-      <w:r>
-        <w:t>RipAnalysis</w:t>
-      </w:r>
-      <w:r>
-        <w:t>-mlapp</w:t>
-      </w:r>
-      <w:proofErr w:type="spellEnd"/>
-      <w:r>
-        <w:t xml:space="preserve"> and select Open or Run.</w:t>
-      </w:r>
-    </w:p>
-    <w:p>
-      <w:r>
-        <w:t>Paste the path to your data fol</w:t>
-      </w:r>
-      <w:r>
-        <w:t>d</w:t>
-      </w:r>
-      <w:r>
-        <w:t xml:space="preserve">er in the </w:t>
-      </w:r>
-      <w:r>
-        <w:t xml:space="preserve">white </w:t>
-      </w:r>
-      <w:r>
-        <w:t>text</w:t>
-      </w:r>
-      <w:r>
-        <w:t xml:space="preserve"> are or browse us</w:t>
-      </w:r>
-      <w:r>
-        <w:t>i</w:t>
-      </w:r>
-      <w:r>
-        <w:t>ng the button</w:t>
+      <w:r>
+        <w:rPr>
+          <w:b/>
+          <w:bCs/>
+        </w:rPr>
+        <w:t xml:space="preserve">line feed in the </w:t>
+      </w:r>
+      <w:r>
+        <w:rPr>
+          <w:b/>
+          <w:bCs/>
+        </w:rPr>
+        <w:t>text.  To register the change, click somewhere outside the text area</w:t>
+      </w:r>
+      <w:r>
+        <w:t>!</w:t>
+      </w:r>
+    </w:p>
+    <w:p>
+      <w:r>
+        <w:t xml:space="preserve">If you are sharing the data folder with </w:t>
+      </w:r>
+      <w:r>
+        <w:t>others, you may choose to specify an separate output folder</w:t>
       </w:r>
       <w:r>
         <w:t>.</w:t>
@@ -214,10 +280,90 @@
     </w:p>
     <w:p>
       <w:r>
-        <w:t xml:space="preserve">If you are sharing the data folder with </w:t>
-      </w:r>
-      <w:r>
-        <w:t>others, you may choose to specify an separate output folder</w:t>
+        <w:t>Click Select file</w:t>
+      </w:r>
+      <w:r>
+        <w:t>.  First select any subfolder. Next sele</w:t>
+      </w:r>
+      <w:r>
+        <w:t>ct file.</w:t>
+      </w:r>
+    </w:p>
+    <w:p>
+      <w:r>
+        <w:t xml:space="preserve">The force time series </w:t>
+      </w:r>
+      <w:r>
+        <w:t xml:space="preserve">is displayed, with the automatically identified rips </w:t>
+      </w:r>
+      <w:r>
+        <w:t>a</w:t>
+      </w:r>
+      <w:r>
+        <w:t>nd zips</w:t>
+      </w:r>
+      <w:r>
+        <w:t>.  You can now remove or add rips or zips</w:t>
+      </w:r>
+      <w:r>
+        <w:t xml:space="preserve">.  When you are satisfied, </w:t>
+      </w:r>
+      <w:r>
+        <w:t>click the S</w:t>
+      </w:r>
+      <w:r>
+        <w:t>ave</w:t>
+      </w:r>
+      <w:r>
+        <w:t xml:space="preserve"> button to </w:t>
+      </w:r>
+      <w:r>
+        <w:t>save all rips and zip data to a mat file</w:t>
+      </w:r>
+      <w:r>
+        <w:t xml:space="preserve"> in the Output folder.</w:t>
+      </w:r>
+      <w:r>
+        <w:t xml:space="preserve"> </w:t>
+      </w:r>
+      <w:r>
+        <w:t xml:space="preserve">You can use the </w:t>
+      </w:r>
+      <w:r>
+        <w:t xml:space="preserve">buttons “Revert to original” and </w:t>
+      </w:r>
+      <w:r>
+        <w:t xml:space="preserve">“Recall saved </w:t>
+      </w:r>
+      <w:r>
+        <w:t>changes” to</w:t>
+      </w:r>
+      <w:r>
+        <w:t xml:space="preserve"> toggle between </w:t>
+      </w:r>
+      <w:r>
+        <w:t xml:space="preserve">the </w:t>
+      </w:r>
+      <w:r>
+        <w:t>origin</w:t>
+      </w:r>
+      <w:r>
+        <w:t>a</w:t>
+      </w:r>
+      <w:r>
+        <w:t>l and modified</w:t>
+      </w:r>
+      <w:r>
+        <w:t xml:space="preserve"> versions.</w:t>
+      </w:r>
+      <w:r>
+        <w:t xml:space="preserve">  If </w:t>
+      </w:r>
+      <w:r>
+        <w:t>you make no changer, you may still use the Save button</w:t>
+      </w:r>
+      <w:r>
+        <w:t>.  This will make collect_tables run much faster</w:t>
       </w:r>
       <w:r>
         <w:t>.</w:t>
@@ -225,98 +371,52 @@
     </w:p>
     <w:p>
       <w:r>
-        <w:t>Click Select file</w:t>
-      </w:r>
-      <w:r>
-        <w:t>.  First select any subfolder. Next sele</w:t>
-      </w:r>
-      <w:r>
-        <w:t>ct file.</w:t>
-      </w:r>
-    </w:p>
-    <w:p>
-      <w:r>
-        <w:t xml:space="preserve">The force time series </w:t>
-      </w:r>
-      <w:r>
-        <w:t xml:space="preserve">is displayed, with the automatically identified rips </w:t>
-      </w:r>
-      <w:r>
-        <w:t>a</w:t>
-      </w:r>
-      <w:r>
-        <w:t>nd zips</w:t>
-      </w:r>
-      <w:r>
-        <w:t>.  You can now remove or add rips or zips</w:t>
-      </w:r>
-      <w:r>
-        <w:t xml:space="preserve">.  When you are satisfied, </w:t>
-      </w:r>
-      <w:r>
-        <w:t>click the S</w:t>
-      </w:r>
-      <w:r>
-        <w:t>ave</w:t>
-      </w:r>
-      <w:r>
-        <w:t xml:space="preserve"> button to </w:t>
-      </w:r>
-      <w:r>
-        <w:t>save all rips and zip data to a mat file</w:t>
-      </w:r>
-      <w:r>
-        <w:t xml:space="preserve"> in the Output folder.</w:t>
+        <w:t>If you would like to go through many file</w:t>
+      </w:r>
+      <w:r>
+        <w:t>s, create Filelist.m</w:t>
+      </w:r>
+      <w:r>
+        <w:t xml:space="preserve"> that returns a list of you</w:t>
+      </w:r>
+      <w:r>
+        <w:t>r</w:t>
       </w:r>
       <w:r>
         <w:t xml:space="preserve"> </w:t>
       </w:r>
       <w:r>
-        <w:t xml:space="preserve">You can use the </w:t>
-      </w:r>
-      <w:r>
-        <w:t xml:space="preserve">buttons “Revert to original” and </w:t>
-      </w:r>
-      <w:r>
-        <w:t xml:space="preserve">“Recall saved </w:t>
-      </w:r>
-      <w:r>
-        <w:t>changes” to</w:t>
-      </w:r>
-      <w:r>
-        <w:t xml:space="preserve"> toggle between </w:t>
-      </w:r>
-      <w:r>
-        <w:t xml:space="preserve">the </w:t>
-      </w:r>
-      <w:r>
-        <w:t>origin</w:t>
-      </w:r>
-      <w:r>
-        <w:t>a</w:t>
-      </w:r>
-      <w:r>
-        <w:t>l and modified</w:t>
-      </w:r>
-      <w:r>
-        <w:t xml:space="preserve"> versions.</w:t>
-      </w:r>
-      <w:r>
-        <w:t xml:space="preserve">  If </w:t>
-      </w:r>
-      <w:r>
-        <w:t>you make no changer, you may still use the Save button</w:t>
-      </w:r>
-      <w:r>
-        <w:t xml:space="preserve">.  This will make </w:t>
-      </w:r>
-      <w:proofErr w:type="spellStart"/>
-      <w:r>
-        <w:t>collect_tables</w:t>
-      </w:r>
-      <w:proofErr w:type="spellEnd"/>
-      <w:r>
-        <w:t xml:space="preserve"> run much faster</w:t>
+        <w:t>relevant</w:t>
+      </w:r>
+      <w:r>
+        <w:t xml:space="preserve"> files and place it</w:t>
+      </w:r>
+      <w:r>
+        <w:t xml:space="preserve"> in</w:t>
+      </w:r>
+      <w:r>
+        <w:t xml:space="preserve"> </w:t>
+      </w:r>
+      <w:r>
+        <w:t>your</w:t>
+      </w:r>
+      <w:r>
+        <w:t xml:space="preserve"> </w:t>
+      </w:r>
+      <w:r>
+        <w:t>data folder.</w:t>
+      </w:r>
+      <w:r>
+        <w:t xml:space="preserve">  The list should </w:t>
+      </w:r>
+      <w:r>
+        <w:t xml:space="preserve">use the short form of the file name, without </w:t>
+      </w:r>
+      <w:r>
+        <w:t>t</w:t>
+      </w:r>
+      <w:r>
+        <w:t>he path to the data folder</w:t>
       </w:r>
       <w:r>
         <w:t>.</w:t>
@@ -324,76 +424,10 @@
     </w:p>
     <w:p>
       <w:r>
-        <w:t>If you would like to go through many file</w:t>
-      </w:r>
-      <w:r>
-        <w:t xml:space="preserve">s, create </w:t>
-      </w:r>
-      <w:proofErr w:type="spellStart"/>
-      <w:r>
-        <w:t>Filelist.m</w:t>
-      </w:r>
-      <w:proofErr w:type="spellEnd"/>
-      <w:r>
-        <w:t xml:space="preserve"> that returns a list of you</w:t>
-      </w:r>
-      <w:r>
-        <w:t>r</w:t>
-      </w:r>
-      <w:r>
-        <w:t xml:space="preserve"> </w:t>
-      </w:r>
-      <w:r>
-        <w:t>relevant</w:t>
-      </w:r>
-      <w:r>
-        <w:t xml:space="preserve"> files and place it</w:t>
-      </w:r>
-      <w:r>
-        <w:t xml:space="preserve"> in</w:t>
-      </w:r>
-      <w:r>
-        <w:t xml:space="preserve"> </w:t>
-      </w:r>
-      <w:r>
-        <w:t>your</w:t>
-      </w:r>
-      <w:r>
-        <w:t xml:space="preserve"> </w:t>
-      </w:r>
-      <w:r>
-        <w:t>data folder.</w:t>
-      </w:r>
-      <w:r>
-        <w:t xml:space="preserve">  The list should </w:t>
-      </w:r>
-      <w:r>
-        <w:t xml:space="preserve">use the short form of the file name, without </w:t>
-      </w:r>
-      <w:r>
-        <w:t>t</w:t>
-      </w:r>
-      <w:r>
-        <w:t>he path to the data folder</w:t>
-      </w:r>
-      <w:r>
-        <w:t>.</w:t>
-      </w:r>
-    </w:p>
-    <w:p>
-      <w:r>
         <w:t>You will then see a check</w:t>
       </w:r>
       <w:r>
-        <w:t xml:space="preserve"> box: Use </w:t>
-      </w:r>
-      <w:proofErr w:type="spellStart"/>
-      <w:r>
-        <w:t>Filelist.m</w:t>
-      </w:r>
-      <w:proofErr w:type="spellEnd"/>
-      <w:r>
-        <w:t>.  Clicking this will let you</w:t>
+        <w:t xml:space="preserve"> box: Use Filelist.m.  Clicking this will let you</w:t>
       </w:r>
       <w:r>
         <w:t xml:space="preserve"> specify the </w:t>
@@ -408,13 +442,8 @@
         <w:t>you want to inspect.</w:t>
       </w:r>
       <w:r>
-        <w:t xml:space="preserve">  You can select other files in </w:t>
-      </w:r>
-      <w:proofErr w:type="spellStart"/>
-      <w:r>
-        <w:t>Filelist.m</w:t>
-      </w:r>
-      <w:proofErr w:type="spellEnd"/>
+        <w:t xml:space="preserve">  You can select other files in Filelist.m</w:t>
+      </w:r>
       <w:r>
         <w:t xml:space="preserve"> by using the arrow b</w:t>
       </w:r>
@@ -459,34 +488,13 @@
         <w:t xml:space="preserve">tables (e.g. TRIP and TZIP) that contain all data for all rips and </w:t>
       </w:r>
       <w:r>
-        <w:t xml:space="preserve">zips </w:t>
-      </w:r>
-      <w:proofErr w:type="spellStart"/>
-      <w:r>
-        <w:t>yu</w:t>
-      </w:r>
-      <w:proofErr w:type="spellEnd"/>
-      <w:r>
-        <w:t xml:space="preserve"> have two choices: </w:t>
-      </w:r>
-    </w:p>
-    <w:p>
-      <w:r>
-        <w:t xml:space="preserve">[TRIP,TZIP] = </w:t>
-      </w:r>
-      <w:proofErr w:type="spellStart"/>
-      <w:r>
-        <w:t>analyse_many</w:t>
-      </w:r>
-      <w:proofErr w:type="spellEnd"/>
-      <w:r>
-        <w:t>(</w:t>
-      </w:r>
-      <w:proofErr w:type="spellStart"/>
-      <w:r>
-        <w:t>filelist</w:t>
-      </w:r>
-      <w:proofErr w:type="spellEnd"/>
+        <w:t xml:space="preserve">zips yu have two choices: </w:t>
+      </w:r>
+    </w:p>
+    <w:p>
+      <w:r>
+        <w:t>[TRIP,TZIP] = analyse_many(filelist</w:t>
+      </w:r>
       <w:r>
         <w:t>);</w:t>
       </w:r>
@@ -498,111 +506,74 @@
     </w:p>
     <w:p>
       <w:r>
-        <w:t>[TRIP,TZIP] =</w:t>
+        <w:t>[TRIP,TZIP] = c</w:t>
+      </w:r>
+      <w:r>
+        <w:t>o</w:t>
+      </w:r>
+      <w:r>
+        <w:t>llect</w:t>
+      </w:r>
+      <w:r>
+        <w:t>_</w:t>
+      </w:r>
+      <w:r>
+        <w:t>tables(filelist)</w:t>
+      </w:r>
+      <w:r>
+        <w:t>;</w:t>
+      </w:r>
+    </w:p>
+    <w:p>
+      <w:r>
+        <w:lastRenderedPageBreak/>
+        <w:t>The first will run analyse_experiment</w:t>
+      </w:r>
+      <w:r>
+        <w:t xml:space="preserve"> on all files in filelist</w:t>
+      </w:r>
+      <w:r>
+        <w:t xml:space="preserve"> and give </w:t>
+      </w:r>
+      <w:r>
+        <w:t>y</w:t>
+      </w:r>
+      <w:r>
+        <w:t xml:space="preserve">ou the automatically identified rips and zips.  The second will </w:t>
+      </w:r>
+      <w:r>
+        <w:t>copy data from</w:t>
+      </w:r>
+      <w:r>
+        <w:t xml:space="preserve"> any *.mat files</w:t>
       </w:r>
       <w:r>
         <w:t xml:space="preserve"> </w:t>
       </w:r>
-      <w:proofErr w:type="spellStart"/>
-      <w:r>
-        <w:t>c</w:t>
-      </w:r>
-      <w:r>
-        <w:t>o</w:t>
-      </w:r>
-      <w:r>
-        <w:t>llect</w:t>
-      </w:r>
-      <w:r>
-        <w:t>_</w:t>
-      </w:r>
-      <w:r>
-        <w:t>tables</w:t>
-      </w:r>
-      <w:proofErr w:type="spellEnd"/>
-      <w:r>
-        <w:t>(</w:t>
-      </w:r>
-      <w:proofErr w:type="spellStart"/>
-      <w:r>
-        <w:t>filelist</w:t>
-      </w:r>
-      <w:proofErr w:type="spellEnd"/>
-      <w:r>
-        <w:t>)</w:t>
-      </w:r>
-      <w:r>
-        <w:t>;</w:t>
-      </w:r>
-    </w:p>
-    <w:p>
-      <w:r>
-        <w:t xml:space="preserve">The first will run </w:t>
-      </w:r>
-      <w:proofErr w:type="spellStart"/>
+      <w:r>
+        <w:t>ge</w:t>
+      </w:r>
+      <w:r>
+        <w:t>ne</w:t>
+      </w:r>
+      <w:r>
+        <w:t xml:space="preserve">rated when you use the Save button in the </w:t>
+      </w:r>
+      <w:r>
+        <w:t>app</w:t>
+      </w:r>
+      <w:r>
+        <w:t>.  if the *.mat file is not found</w:t>
+      </w:r>
+      <w:r>
+        <w:t xml:space="preserve"> </w:t>
+      </w:r>
+      <w:r>
+        <w:t xml:space="preserve">rip/zip data are generated by </w:t>
+      </w:r>
       <w:r>
         <w:t>analyse_experiment</w:t>
       </w:r>
-      <w:proofErr w:type="spellEnd"/>
-      <w:r>
-        <w:t xml:space="preserve"> on all files in </w:t>
-      </w:r>
-      <w:proofErr w:type="spellStart"/>
-      <w:r>
-        <w:t>filelist</w:t>
-      </w:r>
-      <w:proofErr w:type="spellEnd"/>
-      <w:r>
-        <w:t xml:space="preserve"> and give </w:t>
-      </w:r>
-      <w:r>
-        <w:t>y</w:t>
-      </w:r>
-      <w:r>
-        <w:t xml:space="preserve">ou the automatically identified rips and zips.  The second will </w:t>
-      </w:r>
-      <w:r>
-        <w:t>copy data from</w:t>
-      </w:r>
-      <w:r>
-        <w:t xml:space="preserve"> any *.mat files</w:t>
-      </w:r>
-      <w:r>
-        <w:t xml:space="preserve"> </w:t>
-      </w:r>
-      <w:r>
-        <w:t>ge</w:t>
-      </w:r>
-      <w:r>
-        <w:t>ne</w:t>
-      </w:r>
-      <w:r>
-        <w:t xml:space="preserve">rated when you use </w:t>
-      </w:r>
-      <w:r>
-        <w:lastRenderedPageBreak/>
-        <w:t xml:space="preserve">the Save button in the </w:t>
-      </w:r>
-      <w:r>
-        <w:t>app</w:t>
-      </w:r>
-      <w:r>
-        <w:t xml:space="preserve">.  </w:t>
-      </w:r>
-      <w:r>
-        <w:t>if the *.mat file is not found</w:t>
-      </w:r>
-      <w:r>
-        <w:t xml:space="preserve"> </w:t>
-      </w:r>
-      <w:r>
-        <w:t xml:space="preserve">rip/zip data are generated by </w:t>
-      </w:r>
-      <w:proofErr w:type="spellStart"/>
-      <w:r>
-        <w:t>analyse_experiment</w:t>
-      </w:r>
-      <w:proofErr w:type="spellEnd"/>
       <w:r>
         <w:t xml:space="preserve">. </w:t>
       </w:r>
